--- a/Archives/Moyo Consultancy/MOYO - LIVE DASHBOARD TEST - PLANNING.docx
+++ b/Archives/Moyo Consultancy/MOYO - LIVE DASHBOARD TEST - PLANNING.docx
@@ -191,6 +191,26 @@
           <w:sz w:val="24"/>
           <w:szCs w:val="24"/>
         </w:rPr>
+        <w:br w:type="page"/>
+      </w:r>
+    </w:p>
+    <w:p>
+      <w:pPr>
+        <w:rPr>
+          <w:b/>
+          <w:bCs/>
+          <w:sz w:val="24"/>
+          <w:szCs w:val="24"/>
+        </w:rPr>
+      </w:pPr>
+      <w:r>
+        <w:rPr>
+          <w:b/>
+          <w:bCs/>
+          <w:sz w:val="24"/>
+          <w:szCs w:val="24"/>
+        </w:rPr>
+        <w:lastRenderedPageBreak/>
         <w:t>Web Application Requirements</w:t>
       </w:r>
       <w:r>
@@ -249,6 +269,19 @@
       <w:r>
         <w:t>to Web App</w:t>
       </w:r>
+      <w:r>
+        <w:t xml:space="preserve"> </w:t>
+      </w:r>
+      <w:r>
+        <w:rPr>
+          <w:rFonts w:ascii="Segoe UI Symbol" w:hAnsi="Segoe UI Symbol" w:cs="Segoe UI Symbol"/>
+          <w:b/>
+          <w:bCs/>
+          <w:color w:val="538135" w:themeColor="accent6" w:themeShade="BF"/>
+          <w:shd w:val="clear" w:color="auto" w:fill="FFFFFF"/>
+        </w:rPr>
+        <w:t>✔</w:t>
+      </w:r>
     </w:p>
     <w:p>
       <w:pPr>
@@ -267,6 +300,79 @@
       <w:r>
         <w:t>cached stocked indices during loss of connectivity</w:t>
       </w:r>
+      <w:r>
+        <w:t xml:space="preserve"> </w:t>
+      </w:r>
+      <w:r>
+        <w:rPr>
+          <w:rFonts w:ascii="Segoe UI Symbol" w:hAnsi="Segoe UI Symbol" w:cs="Segoe UI Symbol"/>
+          <w:b/>
+          <w:bCs/>
+          <w:color w:val="538135" w:themeColor="accent6" w:themeShade="BF"/>
+          <w:shd w:val="clear" w:color="auto" w:fill="FFFFFF"/>
+        </w:rPr>
+        <w:t>✔</w:t>
+      </w:r>
+      <w:r>
+        <w:rPr>
+          <w:rFonts w:ascii="Segoe UI Symbol" w:hAnsi="Segoe UI Symbol" w:cs="Segoe UI Symbol"/>
+          <w:b/>
+          <w:bCs/>
+          <w:color w:val="538135" w:themeColor="accent6" w:themeShade="BF"/>
+          <w:shd w:val="clear" w:color="auto" w:fill="FFFFFF"/>
+        </w:rPr>
+        <w:t xml:space="preserve"> </w:t>
+      </w:r>
+      <w:r>
+        <w:rPr>
+          <w:rFonts w:ascii="Segoe UI Symbol" w:hAnsi="Segoe UI Symbol" w:cs="Segoe UI Symbol"/>
+          <w:b/>
+          <w:bCs/>
+          <w:color w:val="538135" w:themeColor="accent6" w:themeShade="BF"/>
+          <w:shd w:val="clear" w:color="auto" w:fill="FFFFFF"/>
+        </w:rPr>
+        <w:t xml:space="preserve">(current set to </w:t>
+      </w:r>
+      <w:r>
+        <w:rPr>
+          <w:rFonts w:ascii="Segoe UI Symbol" w:hAnsi="Segoe UI Symbol" w:cs="Segoe UI Symbol"/>
+          <w:b/>
+          <w:bCs/>
+          <w:color w:val="538135" w:themeColor="accent6" w:themeShade="BF"/>
+          <w:shd w:val="clear" w:color="auto" w:fill="FFFFFF"/>
+        </w:rPr>
+        <w:t>5min</w:t>
+      </w:r>
+      <w:r>
+        <w:rPr>
+          <w:rFonts w:ascii="Segoe UI Symbol" w:hAnsi="Segoe UI Symbol" w:cs="Segoe UI Symbol"/>
+          <w:b/>
+          <w:bCs/>
+          <w:color w:val="538135" w:themeColor="accent6" w:themeShade="BF"/>
+          <w:shd w:val="clear" w:color="auto" w:fill="FFFFFF"/>
+        </w:rPr>
+        <w:t xml:space="preserve"> in the </w:t>
+      </w:r>
+      <w:r>
+        <w:rPr>
+          <w:rFonts w:ascii="Segoe UI Symbol" w:hAnsi="Segoe UI Symbol" w:cs="Segoe UI Symbol"/>
+          <w:b/>
+          <w:bCs/>
+          <w:color w:val="538135" w:themeColor="accent6" w:themeShade="BF"/>
+          <w:shd w:val="clear" w:color="auto" w:fill="FFFFFF"/>
+        </w:rPr>
+        <w:t>Back</w:t>
+      </w:r>
+      <w:r>
+        <w:rPr>
+          <w:rFonts w:ascii="Segoe UI Symbol" w:hAnsi="Segoe UI Symbol" w:cs="Segoe UI Symbol"/>
+          <w:b/>
+          <w:bCs/>
+          <w:color w:val="538135" w:themeColor="accent6" w:themeShade="BF"/>
+          <w:shd w:val="clear" w:color="auto" w:fill="FFFFFF"/>
+        </w:rPr>
+        <w:t>-End)</w:t>
+      </w:r>
     </w:p>
     <w:p>
       <w:pPr>
@@ -299,6 +405,19 @@
       <w:r>
         <w:t>To display the latest stock indices</w:t>
       </w:r>
+      <w:r>
+        <w:t xml:space="preserve"> </w:t>
+      </w:r>
+      <w:r>
+        <w:rPr>
+          <w:rFonts w:ascii="Segoe UI Symbol" w:hAnsi="Segoe UI Symbol" w:cs="Segoe UI Symbol"/>
+          <w:b/>
+          <w:bCs/>
+          <w:color w:val="538135" w:themeColor="accent6" w:themeShade="BF"/>
+          <w:shd w:val="clear" w:color="auto" w:fill="FFFFFF"/>
+        </w:rPr>
+        <w:t>✔</w:t>
+      </w:r>
     </w:p>
     <w:p>
       <w:pPr>
@@ -311,6 +430,29 @@
       <w:r>
         <w:t>To auto refresh stock indices</w:t>
       </w:r>
+      <w:r>
+        <w:t xml:space="preserve"> </w:t>
+      </w:r>
+      <w:r>
+        <w:rPr>
+          <w:rFonts w:ascii="Segoe UI Symbol" w:hAnsi="Segoe UI Symbol" w:cs="Segoe UI Symbol"/>
+          <w:b/>
+          <w:bCs/>
+          <w:color w:val="538135" w:themeColor="accent6" w:themeShade="BF"/>
+          <w:shd w:val="clear" w:color="auto" w:fill="FFFFFF"/>
+        </w:rPr>
+        <w:t>✔</w:t>
+      </w:r>
+      <w:r>
+        <w:rPr>
+          <w:rFonts w:ascii="Segoe UI Symbol" w:hAnsi="Segoe UI Symbol" w:cs="Segoe UI Symbol"/>
+          <w:b/>
+          <w:bCs/>
+          <w:color w:val="538135" w:themeColor="accent6" w:themeShade="BF"/>
+          <w:shd w:val="clear" w:color="auto" w:fill="FFFFFF"/>
+        </w:rPr>
+        <w:t xml:space="preserve"> (current set to 60sec in the Front-End)</w:t>
+      </w:r>
     </w:p>
     <w:p>
       <w:pPr>
@@ -322,6 +464,19 @@
       </w:pPr>
       <w:r>
         <w:t>To display/hide an on-screen indictor depending on connectivity to the internet &amp; API</w:t>
+      </w:r>
+      <w:r>
+        <w:t xml:space="preserve"> </w:t>
+      </w:r>
+      <w:r>
+        <w:rPr>
+          <w:rFonts w:ascii="Segoe UI Symbol" w:hAnsi="Segoe UI Symbol" w:cs="Segoe UI Symbol"/>
+          <w:b/>
+          <w:bCs/>
+          <w:color w:val="538135" w:themeColor="accent6" w:themeShade="BF"/>
+          <w:shd w:val="clear" w:color="auto" w:fill="FFFFFF"/>
+        </w:rPr>
+        <w:t>✔</w:t>
       </w:r>
     </w:p>
     <w:p>
@@ -724,26 +879,6 @@
           <w:sz w:val="24"/>
           <w:szCs w:val="24"/>
         </w:rPr>
-        <w:br w:type="page"/>
-      </w:r>
-    </w:p>
-    <w:p>
-      <w:pPr>
-        <w:rPr>
-          <w:b/>
-          <w:bCs/>
-          <w:sz w:val="24"/>
-          <w:szCs w:val="24"/>
-        </w:rPr>
-      </w:pPr>
-      <w:r>
-        <w:rPr>
-          <w:b/>
-          <w:bCs/>
-          <w:sz w:val="24"/>
-          <w:szCs w:val="24"/>
-        </w:rPr>
-        <w:lastRenderedPageBreak/>
         <w:t>Corner Case</w:t>
       </w:r>
     </w:p>
@@ -809,47 +944,11 @@
           <w:bCs/>
           <w:color w:val="385623" w:themeColor="accent6" w:themeShade="80"/>
         </w:rPr>
-        <w:t xml:space="preserve">fetch </w:t>
-      </w:r>
-      <w:proofErr w:type="spellStart"/>
-      <w:r>
-        <w:rPr>
-          <w:b/>
-          <w:bCs/>
-          <w:color w:val="385623" w:themeColor="accent6" w:themeShade="80"/>
-        </w:rPr>
-        <w:t>Api</w:t>
-      </w:r>
-      <w:proofErr w:type="spellEnd"/>
-      <w:r>
-        <w:rPr>
-          <w:b/>
-          <w:bCs/>
-          <w:color w:val="385623" w:themeColor="accent6" w:themeShade="80"/>
-        </w:rPr>
-        <w:t xml:space="preserve">, </w:t>
-      </w:r>
-      <w:proofErr w:type="spellStart"/>
-      <w:r>
-        <w:t>Axios</w:t>
-      </w:r>
-      <w:proofErr w:type="spellEnd"/>
-      <w:r>
-        <w:t xml:space="preserve">, </w:t>
-      </w:r>
-      <w:proofErr w:type="spellStart"/>
-      <w:r>
-        <w:t>JQuery</w:t>
-      </w:r>
-      <w:proofErr w:type="spellEnd"/>
-      <w:r>
-        <w:t xml:space="preserve"> or </w:t>
-      </w:r>
-      <w:proofErr w:type="spellStart"/>
-      <w:r>
-        <w:t>XMLHttpRequest</w:t>
-      </w:r>
-      <w:proofErr w:type="spellEnd"/>
+        <w:t xml:space="preserve">fetch Api, </w:t>
+      </w:r>
+      <w:r>
+        <w:t>Axios, JQuery or XMLHttpRequest</w:t>
+      </w:r>
       <w:r>
         <w:rPr>
           <w:b/>
@@ -2508,21 +2607,6 @@
 </file>
 
 <file path=customXml/item1.xml><?xml version="1.0" encoding="utf-8"?>
-<p:properties xmlns:p="http://schemas.microsoft.com/office/2006/metadata/properties" xmlns:xsi="http://www.w3.org/2001/XMLSchema-instance" xmlns:pc="http://schemas.microsoft.com/office/infopath/2007/PartnerControls">
-  <documentManagement/>
-</p:properties>
-</file>
-
-<file path=customXml/item2.xml><?xml version="1.0" encoding="utf-8"?>
-<?mso-contentType ?>
-<FormTemplates xmlns="http://schemas.microsoft.com/sharepoint/v3/contenttype/forms">
-  <Display>DocumentLibraryForm</Display>
-  <Edit>DocumentLibraryForm</Edit>
-  <New>DocumentLibraryForm</New>
-</FormTemplates>
-</file>
-
-<file path=customXml/item3.xml><?xml version="1.0" encoding="utf-8"?>
 <ct:contentTypeSchema xmlns:ct="http://schemas.microsoft.com/office/2006/metadata/contentType" xmlns:ma="http://schemas.microsoft.com/office/2006/metadata/properties/metaAttributes" ct:_="" ma:_="" ma:contentTypeName="Document" ma:contentTypeID="0x01010017224169C2B9F646A0F86803EACBCF38" ma:contentTypeVersion="8" ma:contentTypeDescription="Create a new document." ma:contentTypeScope="" ma:versionID="9b141ded22c746efd71491e852d8e7fb">
   <xsd:schema xmlns:xsd="http://www.w3.org/2001/XMLSchema" xmlns:xs="http://www.w3.org/2001/XMLSchema" xmlns:p="http://schemas.microsoft.com/office/2006/metadata/properties" xmlns:ns3="9826a094-55fd-4d2f-bc93-3fa9ef13cb12" targetNamespace="http://schemas.microsoft.com/office/2006/metadata/properties" ma:root="true" ma:fieldsID="92850d24923acf28cd21da75115858bc" ns3:_="">
     <xsd:import namespace="9826a094-55fd-4d2f-bc93-3fa9ef13cb12"/>
@@ -2694,24 +2778,22 @@
 </ct:contentTypeSchema>
 </file>
 
-<file path=customXml/itemProps1.xml><?xml version="1.0" encoding="utf-8"?>
-<ds:datastoreItem xmlns:ds="http://schemas.openxmlformats.org/officeDocument/2006/customXml" ds:itemID="{0CA1C251-50BF-43C7-A796-BE40A9D87580}">
-  <ds:schemaRefs>
-    <ds:schemaRef ds:uri="http://schemas.microsoft.com/office/2006/metadata/properties"/>
-    <ds:schemaRef ds:uri="http://schemas.microsoft.com/office/infopath/2007/PartnerControls"/>
-  </ds:schemaRefs>
-</ds:datastoreItem>
+<file path=customXml/item2.xml><?xml version="1.0" encoding="utf-8"?>
+<?mso-contentType ?>
+<FormTemplates xmlns="http://schemas.microsoft.com/sharepoint/v3/contenttype/forms">
+  <Display>DocumentLibraryForm</Display>
+  <Edit>DocumentLibraryForm</Edit>
+  <New>DocumentLibraryForm</New>
+</FormTemplates>
 </file>
 
-<file path=customXml/itemProps2.xml><?xml version="1.0" encoding="utf-8"?>
-<ds:datastoreItem xmlns:ds="http://schemas.openxmlformats.org/officeDocument/2006/customXml" ds:itemID="{9F0A0D94-85EA-4D52-979A-05E857EA23DF}">
-  <ds:schemaRefs>
-    <ds:schemaRef ds:uri="http://schemas.microsoft.com/sharepoint/v3/contenttype/forms"/>
-  </ds:schemaRefs>
-</ds:datastoreItem>
+<file path=customXml/item3.xml><?xml version="1.0" encoding="utf-8"?>
+<p:properties xmlns:p="http://schemas.microsoft.com/office/2006/metadata/properties" xmlns:xsi="http://www.w3.org/2001/XMLSchema-instance" xmlns:pc="http://schemas.microsoft.com/office/infopath/2007/PartnerControls">
+  <documentManagement/>
+</p:properties>
 </file>
 
-<file path=customXml/itemProps3.xml><?xml version="1.0" encoding="utf-8"?>
+<file path=customXml/itemProps1.xml><?xml version="1.0" encoding="utf-8"?>
 <ds:datastoreItem xmlns:ds="http://schemas.openxmlformats.org/officeDocument/2006/customXml" ds:itemID="{73549BD0-7C0E-46DF-96C5-90D423EE3973}">
   <ds:schemaRefs>
     <ds:schemaRef ds:uri="http://schemas.microsoft.com/office/2006/metadata/contentType"/>
@@ -2727,4 +2809,21 @@
     <ds:schemaRef ds:uri="http://schemas.microsoft.com/internal/obd"/>
   </ds:schemaRefs>
 </ds:datastoreItem>
+</file>
+
+<file path=customXml/itemProps2.xml><?xml version="1.0" encoding="utf-8"?>
+<ds:datastoreItem xmlns:ds="http://schemas.openxmlformats.org/officeDocument/2006/customXml" ds:itemID="{9F0A0D94-85EA-4D52-979A-05E857EA23DF}">
+  <ds:schemaRefs>
+    <ds:schemaRef ds:uri="http://schemas.microsoft.com/sharepoint/v3/contenttype/forms"/>
+  </ds:schemaRefs>
+</ds:datastoreItem>
+</file>
+
+<file path=customXml/itemProps3.xml><?xml version="1.0" encoding="utf-8"?>
+<ds:datastoreItem xmlns:ds="http://schemas.openxmlformats.org/officeDocument/2006/customXml" ds:itemID="{0CA1C251-50BF-43C7-A796-BE40A9D87580}">
+  <ds:schemaRefs>
+    <ds:schemaRef ds:uri="http://schemas.microsoft.com/office/2006/metadata/properties"/>
+    <ds:schemaRef ds:uri="http://schemas.microsoft.com/office/infopath/2007/PartnerControls"/>
+  </ds:schemaRefs>
+</ds:datastoreItem>
 </file>